--- a/documents/37-clearhaven-postgres-failover-runbook.docx
+++ b/documents/37-clearhaven-postgres-failover-runbook.docx
@@ -12222,7 +12222,7 @@
         <w:pStyle w:val="Heading1"/>
       </w:pPr>
       <w:r>
-        <w:t>Working remainder for CLH-RB-2024-015</w:t>
+        <w:t>Open work after November 8, 2024</w:t>
       </w:r>
     </w:p>
     <w:p>
@@ -12236,7 +12236,7 @@
           <w:color w:val="222222"/>
           <w:sz w:val="24"/>
         </w:rPr>
-        <w:t>The front of Runbook: Patroni failover for recon-pg is the document. This remainder is the leftover a colleague still trips on: named people, named boxes, named tickets, and the work I still owe after November 8, 2024. It is not a second log and it is not a stack of exhibits with the same stub. If a paragraph fights the decision in the front, strike the paragraph.</w:t>
+        <w:t>What follows is leftover work from Runbook: Patroni failover for recon-pg: named people, named boxes, named tickets, and the items I still owe. If a paragraph fights the decision in the front of CLH-RB-2024-015, strike the paragraph.</w:t>
       </w:r>
     </w:p>
     <w:p>
@@ -12390,7 +12390,7 @@
           <w:color w:val="222222"/>
           <w:sz w:val="24"/>
         </w:rPr>
-        <w:t>I will not put staging that is too small to catch the bug on a wiki that drifts. CLH-RB-2024-003 and this file are the record. If Rina Das needs a diagram, they get a permalink, not a photo of a whiteboard. recon-pg-01.chi.northstar.internal stays out of the diagram title. If a new engineer asks where the leftover lives, I point here. I do not point at a Slack pin from November 8, 2024. Client Clearhaven.</w:t>
+        <w:t>I will not put staging that is too small to catch the bug on a wiki that drifts. CLH-RB-2024-003 and this file are the record. If Rina Das needs a diagram, they get a permalink, not a photo of a whiteboard. recon-pg-01.chi.northstar.internal stays out of the diagram title. If a new engineer asks where the leftover lives, I point here. I do not point at a Slack pin from November 8, 2024.</w:t>
       </w:r>
     </w:p>
     <w:p>
@@ -14734,7 +14734,7 @@
           <w:color w:val="222222"/>
           <w:sz w:val="24"/>
         </w:rPr>
-        <w:t>People who were absent still get a usable remainder, not a transcript. Priya Nair gets the decision, the refuse, and the date. They do not get a reconstruction of who raised their voice. If they object, they object on CLH-TCK-9104. Client Clearhaven. Author Aman Kumar.</w:t>
+        <w:t>People who were absent still get a usable remainder, not a transcript. Priya Nair gets the decision, the refuse, and the date. They do not get a reconstruction of who raised their voice. If they object, they object on CLH-TCK-9104.</w:t>
       </w:r>
     </w:p>
     <w:p>
@@ -15779,7 +15779,7 @@
           <w:color w:val="222222"/>
           <w:sz w:val="24"/>
         </w:rPr>
-        <w:t>If you are implementing, keep the rejected alternative dead. If you are on-call, start read-only. If you are Rina Das, the ask is unchanged: pick the path in the main body or send it back with a named objection. Sample I would still defend: 2459 rows, 7 minutes, freeze respected. Strike this remainder if it ever fights the decision callout. Author Aman Kumar. Client Clearhaven.</w:t>
+        <w:t>If you are implementing, keep the rejected alternative dead. If you are on-call, start read-only. If you are Rina Das, the ask is unchanged: pick the path in the main body or send it back with a named objection. Sample I would still defend: 2459 rows, 7 minutes, freeze respected. Strike this section if it ever fights the decision callout.</w:t>
       </w:r>
     </w:p>
     <w:p>
@@ -15793,7 +15793,7 @@
           <w:color w:val="222222"/>
           <w:sz w:val="24"/>
         </w:rPr>
-        <w:t>This heading is the reopen rule, not a promise that nothing follows. If we still need words after the bank, they are named leftovers, not another copy of the same stub. rollback when the migrate already expanded is done as a heading when If Marcus closes CLH-TCK-9118 or writes a new date.</w:t>
+        <w:t>This heading is the reopen rule. rollback when the migrate already expanded is done when If Marcus closes CLH-TCK-9118 or writes a new date.</w:t>
       </w:r>
     </w:p>
     <w:p>
@@ -16705,6 +16705,225 @@
           <w:sz w:val="24"/>
         </w:rPr>
         <w:t>If a row in the RACI still says a team name next week, a dashboard screenshot standing in for a permalink is not staffed. Rina Das fixes the row on CLH-TCK-9118 or we do not start. Pages go to a person. A muted channel is not an owner. Backup is a name written the same day.</w:t>
+      </w:r>
+    </w:p>
+    <w:p>
+      <w:pPr>
+        <w:pStyle w:val="Heading2"/>
+      </w:pPr>
+      <w:r>
+        <w:t>Dry-run before a write (a cleanup PR that renames a field)</w:t>
+      </w:r>
+    </w:p>
+    <w:p>
+      <w:pPr>
+        <w:spacing w:before="0" w:after="240" w:line="427" w:lineRule="auto"/>
+        <w:ind w:firstLine="288"/>
+      </w:pPr>
+      <w:r>
+        <w:rPr>
+          <w:rFonts w:ascii="Liberation Serif" w:hAnsi="Liberation Serif" w:eastAsia="Liberation Serif" w:cs="Liberation Serif"/>
+          <w:color w:val="222222"/>
+          <w:sz w:val="24"/>
+        </w:rPr>
+        <w:t>A dry-run for a cleanup PR that renames a field prints a count before it writes. If we cannot show that count on kafka-prod-01.chi.northstar.internal, we abort. Helen Cho pastes the output on CLH-TCK-9104. I will not accept 'it looked fine in the UI' or 'staging was green.' Staging has lied about partition count before.</w:t>
+      </w:r>
+    </w:p>
+    <w:p>
+      <w:pPr>
+        <w:spacing w:before="80" w:after="40" w:line="200" w:lineRule="auto"/>
+      </w:pPr>
+      <w:r>
+        <w:rPr>
+          <w:rFonts w:ascii="Liberation Sans" w:hAnsi="Liberation Sans" w:eastAsia="Liberation Sans" w:cs="Liberation Sans"/>
+          <w:i/>
+          <w:color w:val="555555"/>
+          <w:sz w:val="17"/>
+        </w:rPr>
+        <w:t>Shape of the dry-run, not a paste of production data. CLH-TCK-9104.</w:t>
+      </w:r>
+    </w:p>
+    <w:tbl>
+      <w:tblPr>
+        <w:tblW w:type="auto" w:w="0"/>
+        <w:tblLook w:firstColumn="1" w:firstRow="1" w:lastColumn="0" w:lastRow="0" w:noHBand="0" w:noVBand="1" w:val="04A0"/>
+      </w:tblPr>
+      <w:tblGrid>
+        <w:gridCol w:w="8928"/>
+      </w:tblGrid>
+      <w:tr>
+        <w:tc>
+          <w:tcPr>
+            <w:tcW w:type="dxa" w:w="8928"/>
+            <w:shd w:fill="F3F4F6" w:val="clear"/>
+            <w:tcBorders>
+              <w:top w:val="single" w:sz="6" w:space="0" w:color="C5CDD6"/>
+              <w:left w:val="single" w:sz="6" w:space="0" w:color="C5CDD6"/>
+              <w:bottom w:val="single" w:sz="6" w:space="0" w:color="C5CDD6"/>
+              <w:right w:val="single" w:sz="6" w:space="0" w:color="C5CDD6"/>
+            </w:tcBorders>
+            <w:tcMar>
+              <w:top w:w="90" w:type="dxa"/>
+              <w:left w:w="120" w:type="dxa"/>
+              <w:bottom w:w="90" w:type="dxa"/>
+              <w:right w:w="120" w:type="dxa"/>
+            </w:tcMar>
+          </w:tcPr>
+          <w:p>
+            <w:pPr>
+              <w:spacing w:before="0" w:after="0" w:line="220" w:lineRule="auto"/>
+            </w:pPr>
+            <w:r/>
+            <w:r>
+              <w:rPr>
+                <w:rFonts w:ascii="Liberation Mono" w:hAnsi="Liberation Mono" w:eastAsia="Liberation Mono" w:cs="Liberation Mono"/>
+                <w:color w:val="222222"/>
+                <w:sz w:val="17"/>
+              </w:rPr>
+              <w:t># CLH-RB-2024-015 dry-run / a cleanup PR that renames a field</w:t>
+            </w:r>
+          </w:p>
+          <w:p>
+            <w:pPr>
+              <w:spacing w:before="0" w:after="0" w:line="220" w:lineRule="auto"/>
+            </w:pPr>
+            <w:r>
+              <w:rPr>
+                <w:rFonts w:ascii="Liberation Mono" w:hAnsi="Liberation Mono" w:eastAsia="Liberation Mono" w:cs="Liberation Mono"/>
+                <w:color w:val="222222"/>
+                <w:sz w:val="17"/>
+              </w:rPr>
+              <w:t># run on kafka-prod-01.chi.northstar.internal or a listed replica, read-only</w:t>
+            </w:r>
+          </w:p>
+          <w:p>
+            <w:pPr>
+              <w:spacing w:before="0" w:after="0" w:line="220" w:lineRule="auto"/>
+            </w:pPr>
+            <w:r>
+              <w:rPr>
+                <w:rFonts w:ascii="Liberation Mono" w:hAnsi="Liberation Mono" w:eastAsia="Liberation Mono" w:cs="Liberation Mono"/>
+                <w:color w:val="222222"/>
+                <w:sz w:val="17"/>
+              </w:rPr>
+              <w:t>date -u</w:t>
+            </w:r>
+          </w:p>
+          <w:p>
+            <w:pPr>
+              <w:spacing w:before="0" w:after="0" w:line="220" w:lineRule="auto"/>
+            </w:pPr>
+            <w:r>
+              <w:rPr>
+                <w:rFonts w:ascii="Liberation Mono" w:hAnsi="Liberation Mono" w:eastAsia="Liberation Mono" w:cs="Liberation Mono"/>
+                <w:color w:val="222222"/>
+                <w:sz w:val="17"/>
+              </w:rPr>
+              <w:t># print the count the write would touch</w:t>
+            </w:r>
+          </w:p>
+          <w:p>
+            <w:pPr>
+              <w:spacing w:before="0" w:after="0" w:line="220" w:lineRule="auto"/>
+            </w:pPr>
+            <w:r>
+              <w:rPr>
+                <w:rFonts w:ascii="Liberation Mono" w:hAnsi="Liberation Mono" w:eastAsia="Liberation Mono" w:cs="Liberation Mono"/>
+                <w:color w:val="222222"/>
+                <w:sz w:val="17"/>
+              </w:rPr>
+              <w:t># abort if the count is 0, or larger than 3x the front-matter guess</w:t>
+            </w:r>
+          </w:p>
+          <w:p>
+            <w:pPr>
+              <w:spacing w:before="0" w:after="0" w:line="220" w:lineRule="auto"/>
+            </w:pPr>
+            <w:r>
+              <w:rPr>
+                <w:rFonts w:ascii="Liberation Mono" w:hAnsi="Liberation Mono" w:eastAsia="Liberation Mono" w:cs="Liberation Mono"/>
+                <w:color w:val="222222"/>
+                <w:sz w:val="17"/>
+              </w:rPr>
+              <w:t># write the number on CLH-TCK-9104 before any mutate</w:t>
+            </w:r>
+          </w:p>
+        </w:tc>
+      </w:tr>
+    </w:tbl>
+    <w:p>
+      <w:pPr>
+        <w:spacing w:before="40" w:after="160" w:line="80" w:lineRule="auto"/>
+      </w:pPr>
+    </w:p>
+    <w:p>
+      <w:pPr>
+        <w:spacing w:before="0" w:after="240" w:line="427" w:lineRule="auto"/>
+        <w:ind w:firstLine="288"/>
+      </w:pPr>
+      <w:r>
+        <w:rPr>
+          <w:rFonts w:ascii="Liberation Serif" w:hAnsi="Liberation Serif" w:eastAsia="Liberation Serif" w:cs="Liberation Serif"/>
+          <w:color w:val="222222"/>
+          <w:sz w:val="24"/>
+        </w:rPr>
+        <w:t>Abort is cheaper than a dual-run that violates the unique key. Dual-run that breaks uniqueness is a data incident. Helen Cho does not get to redefine uniqueness to hit a date. Aman Kumar will stop the job.</w:t>
+      </w:r>
+    </w:p>
+    <w:p>
+      <w:pPr>
+        <w:spacing w:before="0" w:after="240" w:line="427" w:lineRule="auto"/>
+        <w:ind w:firstLine="288"/>
+      </w:pPr>
+      <w:r>
+        <w:rPr>
+          <w:rFonts w:ascii="Liberation Serif" w:hAnsi="Liberation Serif" w:eastAsia="Liberation Serif" w:cs="Liberation Serif"/>
+          <w:color w:val="222222"/>
+          <w:sz w:val="24"/>
+        </w:rPr>
+        <w:t>If the dry-run count disagrees with 14.22 by more than we can explain in one sentence, we do not 'split the difference.' We stop and Helen Cho writes the discrepancy on CLH-TCK-9104.</w:t>
+      </w:r>
+    </w:p>
+    <w:p>
+      <w:pPr>
+        <w:spacing w:before="0" w:after="240" w:line="427" w:lineRule="auto"/>
+        <w:ind w:firstLine="288"/>
+      </w:pPr>
+      <w:r>
+        <w:rPr>
+          <w:rFonts w:ascii="Liberation Serif" w:hAnsi="Liberation Serif" w:eastAsia="Liberation Serif" w:cs="Liberation Serif"/>
+          <w:color w:val="222222"/>
+          <w:sz w:val="24"/>
+        </w:rPr>
+        <w:t>Dry-run for a cleanup PR that renames a field has to print a count before a write. If we cannot show that count on kafka-prod-01.chi.northstar.internal, we abort. Helen Cho keeps the output on CLH-TCK-9104. I will not accept 'it looked fine in the UI' as a dry-run.</w:t>
+      </w:r>
+    </w:p>
+    <w:p>
+      <w:pPr>
+        <w:spacing w:before="0" w:after="240" w:line="427" w:lineRule="auto"/>
+        <w:ind w:firstLine="288"/>
+      </w:pPr>
+      <w:r>
+        <w:rPr>
+          <w:rFonts w:ascii="Liberation Serif" w:hAnsi="Liberation Serif" w:eastAsia="Liberation Serif" w:cs="Liberation Serif"/>
+          <w:color w:val="222222"/>
+          <w:sz w:val="24"/>
+        </w:rPr>
+        <w:t>Abort is cheaper than a dual-run that violates the unique key. Dual-run that breaks uniqueness is a data incident, not a milestone. Priya Nair does not get to redefine uniqueness to hit December 1, 2024.</w:t>
+      </w:r>
+    </w:p>
+    <w:p>
+      <w:pPr>
+        <w:spacing w:before="0" w:after="240" w:line="427" w:lineRule="auto"/>
+        <w:ind w:firstLine="288"/>
+      </w:pPr>
+      <w:r>
+        <w:rPr>
+          <w:rFonts w:ascii="Liberation Serif" w:hAnsi="Liberation Serif" w:eastAsia="Liberation Serif" w:cs="Liberation Serif"/>
+          <w:color w:val="222222"/>
+          <w:sz w:val="24"/>
+        </w:rPr>
+        <w:t>Dry-run leftover: print the count, write it on CLH-TCK-9104, then maybe write. Helen Cho does not get to invert that order because December 1, 2024 is close. If the count disagrees with 14.22 and we cannot explain it in one sentence, we stop. We do not split the difference.</w:t>
       </w:r>
     </w:p>
     <w:sectPr>
